--- a/01_Паспорта_сосудов_и_теплообменников/Перевод_RU/E203_Вымораживающая_ловушка_3м2_RU.docx
+++ b/01_Паспорта_сосудов_и_теплообменников/Перевод_RU/E203_Вымораживающая_ловушка_3м2_RU.docx
@@ -20,7 +20,7 @@
           <w:iCs/>
           <w:i/>
         </w:rPr>
-        <w:t xml:space="preserve">Перевод с китайского языка. Исходный файл: E203_3平方冷井.pdf. Страниц в оригинале: 20.</w:t>
+        <w:t xml:space="preserve">Перевод с китайского языка. Исходный файл: E203_Вымораживающая_ловушка_3м2.pdf (исходное имя: E203_3平方冷井.pdf). Страниц в оригинале: 20.</w:t>
       </w:r>
     </w:p>
     <w:bookmarkStart w:id="20" w:name="Xf56e687e5f97470b0463087b00787983a7eb4ce"/>
